--- a/worksheets/NW_L03_NetworkShowdown_Worksheet.docx
+++ b/worksheets/NW_L03_NetworkShowdown_Worksheet.docx
@@ -5330,7 +5330,17 @@
                 <w:sz w:val="21"/>
                 <w:szCs w:val="21"/>
               </w:rPr>
-              <w:t xml:space="preserve">a)  Describe what a server does in a client-server network.  </w:t>
+              <w:t xml:space="preserve">a)  </w:t>
+            </w:r>
+            <w:r>
+              <w:rPr>
+                <w:rFonts w:ascii="Arial" w:cs="Arial" w:eastAsia="Arial" w:hAnsi="Arial"/>
+                <w:b/>
+                <w:bCs/>
+                <w:sz w:val="21"/>
+                <w:szCs w:val="21"/>
+              </w:rPr>
+              <w:t xml:space="preserve">Describe what a server does in a client-server network.  </w:t>
             </w:r>
             <w:r>
               <w:rPr>
@@ -5445,7 +5455,17 @@
                 <w:sz w:val="21"/>
                 <w:szCs w:val="21"/>
               </w:rPr>
-              <w:t xml:space="preserve">b)  Give two reasons a small office might choose peer-to-peer.  </w:t>
+              <w:t xml:space="preserve">b)  </w:t>
+            </w:r>
+            <w:r>
+              <w:rPr>
+                <w:rFonts w:ascii="Arial" w:cs="Arial" w:eastAsia="Arial" w:hAnsi="Arial"/>
+                <w:b/>
+                <w:bCs/>
+                <w:sz w:val="21"/>
+                <w:szCs w:val="21"/>
+              </w:rPr>
+              <w:t xml:space="preserve">Give two reasons a small office might choose peer-to-peer.  </w:t>
             </w:r>
             <w:r>
               <w:rPr>
@@ -5560,7 +5580,17 @@
                 <w:sz w:val="21"/>
                 <w:szCs w:val="21"/>
               </w:rPr>
-              <w:t xml:space="preserve">c)  A school is choosing between client-server and peer-to-peer. Recommend one and justify your choice using two characteristics.  </w:t>
+              <w:t xml:space="preserve">c)  </w:t>
+            </w:r>
+            <w:r>
+              <w:rPr>
+                <w:rFonts w:ascii="Arial" w:cs="Arial" w:eastAsia="Arial" w:hAnsi="Arial"/>
+                <w:b/>
+                <w:bCs/>
+                <w:sz w:val="21"/>
+                <w:szCs w:val="21"/>
+              </w:rPr>
+              <w:t xml:space="preserve">A school is choosing between client-server and peer-to-peer. Recommend one and justify your choice using two characteristics.  </w:t>
             </w:r>
             <w:r>
               <w:rPr>
